--- a/KAGEMA COMPREHENSIVE SCHOOL LOGBOOK APP.docx
+++ b/KAGEMA COMPREHENSIVE SCHOOL LOGBOOK APP.docx
@@ -207,7 +207,21 @@
           <w:b/>
           <w:bCs/>
         </w:rPr>
-        <w:t xml:space="preserve">Week 2: Mobile Development Environment ................................ </w:t>
+        <w:t>Week 2: Mobile Development Environment ...............................</w:t>
+      </w:r>
+      <w:r>
+        <w:rPr>
+          <w:b/>
+          <w:bCs/>
+        </w:rPr>
+        <w:t>......</w:t>
+      </w:r>
+      <w:r>
+        <w:rPr>
+          <w:b/>
+          <w:bCs/>
+        </w:rPr>
+        <w:t xml:space="preserve">. </w:t>
       </w:r>
       <w:r>
         <w:rPr>
@@ -229,7 +243,21 @@
           <w:b/>
           <w:bCs/>
         </w:rPr>
-        <w:t xml:space="preserve">Week 3: User Interface Design ......................................... </w:t>
+        <w:t>Week 3: User Interface Design ........................................</w:t>
+      </w:r>
+      <w:r>
+        <w:rPr>
+          <w:b/>
+          <w:bCs/>
+        </w:rPr>
+        <w:t>................</w:t>
+      </w:r>
+      <w:r>
+        <w:rPr>
+          <w:b/>
+          <w:bCs/>
+        </w:rPr>
+        <w:t xml:space="preserve">. </w:t>
       </w:r>
       <w:r>
         <w:rPr>
@@ -251,7 +279,21 @@
           <w:b/>
           <w:bCs/>
         </w:rPr>
-        <w:t xml:space="preserve">Week 4: Event Handling and User Interaction ........................... </w:t>
+        <w:t>Week 4: Event Handling and User Interaction ............</w:t>
+      </w:r>
+      <w:r>
+        <w:rPr>
+          <w:b/>
+          <w:bCs/>
+        </w:rPr>
+        <w:t>.........</w:t>
+      </w:r>
+      <w:r>
+        <w:rPr>
+          <w:b/>
+          <w:bCs/>
+        </w:rPr>
+        <w:t xml:space="preserve">............... </w:t>
       </w:r>
       <w:r>
         <w:rPr>
@@ -273,7 +315,21 @@
           <w:b/>
           <w:bCs/>
         </w:rPr>
-        <w:t xml:space="preserve">Week 5: Data Management .............................................. </w:t>
+        <w:t>Week 5: Data Management ...........................................</w:t>
+      </w:r>
+      <w:r>
+        <w:rPr>
+          <w:b/>
+          <w:bCs/>
+        </w:rPr>
+        <w:t>................</w:t>
+      </w:r>
+      <w:r>
+        <w:rPr>
+          <w:b/>
+          <w:bCs/>
+        </w:rPr>
+        <w:t xml:space="preserve">... </w:t>
       </w:r>
       <w:r>
         <w:rPr>
@@ -295,7 +351,21 @@
           <w:b/>
           <w:bCs/>
         </w:rPr>
-        <w:t xml:space="preserve">Week 6: Networking and APIs .......................................... </w:t>
+        <w:t>Week 6: Networking and APIs ........................</w:t>
+      </w:r>
+      <w:r>
+        <w:rPr>
+          <w:b/>
+          <w:bCs/>
+        </w:rPr>
+        <w:t>.................</w:t>
+      </w:r>
+      <w:r>
+        <w:rPr>
+          <w:b/>
+          <w:bCs/>
+        </w:rPr>
+        <w:t xml:space="preserve">.................. </w:t>
       </w:r>
       <w:r>
         <w:rPr>
@@ -312,52 +382,109 @@
           <w:bCs/>
         </w:rPr>
       </w:pPr>
-    </w:p>
-    <w:p>
-      <w:pPr>
-        <w:rPr>
-          <w:b/>
-          <w:bCs/>
-        </w:rPr>
-      </w:pPr>
-    </w:p>
-    <w:p>
-      <w:pPr>
-        <w:rPr>
-          <w:b/>
-          <w:bCs/>
-        </w:rPr>
-      </w:pPr>
-    </w:p>
-    <w:p>
-      <w:pPr>
-        <w:rPr>
-          <w:b/>
-          <w:bCs/>
-        </w:rPr>
-      </w:pPr>
-    </w:p>
-    <w:p>
-      <w:pPr>
-        <w:rPr>
-          <w:b/>
-          <w:bCs/>
-        </w:rPr>
-      </w:pPr>
-    </w:p>
-    <w:p>
-      <w:pPr>
-        <w:rPr>
-          <w:b/>
-          <w:bCs/>
-        </w:rPr>
-      </w:pPr>
-      <w:r>
-        <w:rPr>
-          <w:b/>
-          <w:bCs/>
-        </w:rPr>
-        <w:lastRenderedPageBreak/>
+      <w:r>
+        <w:rPr>
+          <w:b/>
+          <w:bCs/>
+        </w:rPr>
+        <w:t xml:space="preserve">Week </w:t>
+      </w:r>
+      <w:r>
+        <w:rPr>
+          <w:b/>
+          <w:bCs/>
+        </w:rPr>
+        <w:t xml:space="preserve">7: </w:t>
+      </w:r>
+      <w:r>
+        <w:rPr>
+          <w:b/>
+          <w:bCs/>
+        </w:rPr>
+        <w:t xml:space="preserve">Storage </w:t>
+      </w:r>
+      <w:r>
+        <w:rPr>
+          <w:b/>
+          <w:bCs/>
+        </w:rPr>
+        <w:t xml:space="preserve">Method </w:t>
+      </w:r>
+      <w:r>
+        <w:rPr>
+          <w:b/>
+          <w:bCs/>
+        </w:rPr>
+        <w:t>..........................................</w:t>
+      </w:r>
+      <w:r>
+        <w:rPr>
+          <w:b/>
+          <w:bCs/>
+        </w:rPr>
+        <w:t>.........................10</w:t>
+      </w:r>
+    </w:p>
+    <w:p>
+      <w:pPr>
+        <w:rPr>
+          <w:b/>
+          <w:bCs/>
+        </w:rPr>
+      </w:pPr>
+    </w:p>
+    <w:p>
+      <w:pPr>
+        <w:rPr>
+          <w:b/>
+          <w:bCs/>
+        </w:rPr>
+      </w:pPr>
+    </w:p>
+    <w:p>
+      <w:pPr>
+        <w:rPr>
+          <w:b/>
+          <w:bCs/>
+        </w:rPr>
+      </w:pPr>
+    </w:p>
+    <w:p>
+      <w:pPr>
+        <w:rPr>
+          <w:b/>
+          <w:bCs/>
+        </w:rPr>
+      </w:pPr>
+    </w:p>
+    <w:p>
+      <w:pPr>
+        <w:rPr>
+          <w:b/>
+          <w:bCs/>
+        </w:rPr>
+      </w:pPr>
+    </w:p>
+    <w:p>
+      <w:pPr>
+        <w:rPr>
+          <w:b/>
+          <w:bCs/>
+        </w:rPr>
+      </w:pPr>
+    </w:p>
+    <w:p>
+      <w:pPr>
+        <w:rPr>
+          <w:b/>
+          <w:bCs/>
+        </w:rPr>
+      </w:pPr>
+      <w:r>
+        <w:rPr>
+          <w:b/>
+          <w:bCs/>
+        </w:rPr>
         <w:t>Week 1: Introduction to Mobile Application Development</w:t>
       </w:r>
     </w:p>
@@ -563,7 +690,6 @@
           <w:b/>
           <w:bCs/>
         </w:rPr>
-        <w:lastRenderedPageBreak/>
         <w:t>Week 2: Mobile Development Environment</w:t>
       </w:r>
     </w:p>
@@ -1189,9 +1315,9 @@
           <w:noProof/>
         </w:rPr>
         <w:drawing>
-          <wp:inline distT="0" distB="0" distL="0" distR="0" wp14:anchorId="627C081F" wp14:editId="641DCE1F">
-            <wp:extent cx="2463800" cy="4025900"/>
-            <wp:effectExtent l="0" t="0" r="0" b="0"/>
+          <wp:inline distT="0" distB="0" distL="0" distR="0" wp14:anchorId="627C081F" wp14:editId="435DCB66">
+            <wp:extent cx="3041650" cy="4025900"/>
+            <wp:effectExtent l="0" t="0" r="6350" b="0"/>
             <wp:docPr id="499908292" name="Picture 3"/>
             <wp:cNvGraphicFramePr>
               <a:graphicFrameLocks xmlns:a="http://schemas.openxmlformats.org/drawingml/2006/main" noChangeAspect="1"/>
@@ -1221,7 +1347,7 @@
                   <pic:spPr bwMode="auto">
                     <a:xfrm>
                       <a:off x="0" y="0"/>
-                      <a:ext cx="2463800" cy="4025900"/>
+                      <a:ext cx="3041650" cy="4025900"/>
                     </a:xfrm>
                     <a:prstGeom prst="rect">
                       <a:avLst/>
@@ -2163,16 +2289,6 @@
           <w14:ligatures w14:val="none"/>
         </w:rPr>
       </w:pPr>
-    </w:p>
-    <w:p>
-      <w:pPr>
-        <w:spacing w:before="100" w:beforeAutospacing="1" w:after="100" w:afterAutospacing="1" w:line="240" w:lineRule="auto"/>
-        <w:rPr>
-          <w:rFonts w:ascii="Times New Roman" w:eastAsia="Times New Roman" w:hAnsi="Times New Roman" w:cs="Times New Roman"/>
-          <w:kern w:val="0"/>
-          <w14:ligatures w14:val="none"/>
-        </w:rPr>
-      </w:pPr>
       <w:r>
         <w:rPr>
           <w:rFonts w:ascii="Times New Roman" w:eastAsia="Times New Roman" w:hAnsi="Times New Roman" w:cs="Times New Roman"/>
@@ -2233,12 +2349,84 @@
     <w:p>
       <w:pPr>
         <w:spacing w:before="100" w:beforeAutospacing="1" w:after="100" w:afterAutospacing="1" w:line="240" w:lineRule="auto"/>
-        <w:rPr>
-          <w:rFonts w:ascii="Times New Roman" w:eastAsia="Times New Roman" w:hAnsi="Times New Roman" w:cs="Times New Roman"/>
-          <w:kern w:val="0"/>
-          <w14:ligatures w14:val="none"/>
-        </w:rPr>
-      </w:pPr>
+        <w:jc w:val="center"/>
+        <w:rPr>
+          <w:rFonts w:ascii="Times New Roman" w:eastAsia="Times New Roman" w:hAnsi="Times New Roman" w:cs="Times New Roman"/>
+          <w:b/>
+          <w:bCs/>
+          <w:kern w:val="0"/>
+          <w:u w:val="single"/>
+          <w14:ligatures w14:val="none"/>
+        </w:rPr>
+      </w:pPr>
+      <w:r>
+        <w:rPr>
+          <w:rFonts w:ascii="Times New Roman" w:eastAsia="Times New Roman" w:hAnsi="Times New Roman" w:cs="Times New Roman"/>
+          <w:b/>
+          <w:bCs/>
+          <w:kern w:val="0"/>
+          <w:u w:val="single"/>
+          <w14:ligatures w14:val="none"/>
+        </w:rPr>
+        <w:t>Week</w:t>
+      </w:r>
+      <w:r>
+        <w:rPr>
+          <w:rFonts w:ascii="Times New Roman" w:eastAsia="Times New Roman" w:hAnsi="Times New Roman" w:cs="Times New Roman"/>
+          <w:b/>
+          <w:bCs/>
+          <w:kern w:val="0"/>
+          <w:u w:val="single"/>
+          <w14:ligatures w14:val="none"/>
+        </w:rPr>
+        <w:t xml:space="preserve"> </w:t>
+      </w:r>
+      <w:proofErr w:type="gramStart"/>
+      <w:r>
+        <w:rPr>
+          <w:rFonts w:ascii="Times New Roman" w:eastAsia="Times New Roman" w:hAnsi="Times New Roman" w:cs="Times New Roman"/>
+          <w:b/>
+          <w:bCs/>
+          <w:kern w:val="0"/>
+          <w:u w:val="single"/>
+          <w14:ligatures w14:val="none"/>
+        </w:rPr>
+        <w:t>7</w:t>
+      </w:r>
+      <w:r>
+        <w:rPr>
+          <w:rFonts w:ascii="Times New Roman" w:eastAsia="Times New Roman" w:hAnsi="Times New Roman" w:cs="Times New Roman"/>
+          <w:b/>
+          <w:bCs/>
+          <w:kern w:val="0"/>
+          <w:u w:val="single"/>
+          <w14:ligatures w14:val="none"/>
+        </w:rPr>
+        <w:t xml:space="preserve"> :</w:t>
+      </w:r>
+      <w:proofErr w:type="gramEnd"/>
+      <w:r>
+        <w:rPr>
+          <w:rFonts w:ascii="Times New Roman" w:eastAsia="Times New Roman" w:hAnsi="Times New Roman" w:cs="Times New Roman"/>
+          <w:b/>
+          <w:bCs/>
+          <w:kern w:val="0"/>
+          <w:u w:val="single"/>
+          <w14:ligatures w14:val="none"/>
+        </w:rPr>
+        <w:t xml:space="preserve"> </w:t>
+      </w:r>
+      <w:r>
+        <w:rPr>
+          <w:rFonts w:ascii="Times New Roman" w:eastAsia="Times New Roman" w:hAnsi="Times New Roman" w:cs="Times New Roman"/>
+          <w:b/>
+          <w:bCs/>
+          <w:kern w:val="0"/>
+          <w:u w:val="single"/>
+          <w14:ligatures w14:val="none"/>
+        </w:rPr>
+        <w:t>Storage Method Comparison</w:t>
+      </w:r>
     </w:p>
     <w:p>
       <w:pPr>
@@ -2255,14 +2443,44 @@
     <w:p>
       <w:pPr>
         <w:pStyle w:val="ListParagraph"/>
-        <w:spacing w:before="100" w:beforeAutospacing="1" w:after="100" w:afterAutospacing="1" w:line="240" w:lineRule="auto"/>
-        <w:ind w:left="1350"/>
-        <w:rPr>
-          <w:rFonts w:ascii="Times New Roman" w:eastAsia="Times New Roman" w:hAnsi="Times New Roman" w:cs="Times New Roman"/>
-          <w:kern w:val="0"/>
-          <w14:ligatures w14:val="none"/>
-        </w:rPr>
-      </w:pPr>
+        <w:tabs>
+          <w:tab w:val="left" w:pos="2790"/>
+        </w:tabs>
+        <w:rPr>
+          <w:b/>
+          <w:bCs/>
+        </w:rPr>
+      </w:pPr>
+      <w:r>
+        <w:rPr>
+          <w:b/>
+          <w:bCs/>
+        </w:rPr>
+        <w:t>Database Design</w:t>
+      </w:r>
+      <w:r>
+        <w:rPr>
+          <w:b/>
+          <w:bCs/>
+        </w:rPr>
+        <w:t xml:space="preserve"> </w:t>
+      </w:r>
+      <w:proofErr w:type="gramStart"/>
+      <w:r>
+        <w:rPr>
+          <w:b/>
+          <w:bCs/>
+        </w:rPr>
+        <w:t>screen shot</w:t>
+      </w:r>
+      <w:proofErr w:type="gramEnd"/>
+      <w:r>
+        <w:rPr>
+          <w:b/>
+          <w:bCs/>
+        </w:rPr>
+        <w:t xml:space="preserve"> </w:t>
+      </w:r>
     </w:p>
     <w:p>
       <w:pPr>
@@ -2271,6 +2489,62 @@
           <w:tab w:val="left" w:pos="2790"/>
         </w:tabs>
       </w:pPr>
+      <w:r>
+        <w:rPr>
+          <w:b/>
+          <w:bCs/>
+          <w:noProof/>
+        </w:rPr>
+        <w:lastRenderedPageBreak/>
+        <w:drawing>
+          <wp:inline distT="0" distB="0" distL="0" distR="0" wp14:anchorId="385748A3" wp14:editId="18BD3785">
+            <wp:extent cx="5872294" cy="2969895"/>
+            <wp:effectExtent l="0" t="0" r="0" b="1905"/>
+            <wp:docPr id="192798798" name="Picture 1"/>
+            <wp:cNvGraphicFramePr>
+              <a:graphicFrameLocks xmlns:a="http://schemas.openxmlformats.org/drawingml/2006/main" noChangeAspect="1"/>
+            </wp:cNvGraphicFramePr>
+            <a:graphic xmlns:a="http://schemas.openxmlformats.org/drawingml/2006/main">
+              <a:graphicData uri="http://schemas.openxmlformats.org/drawingml/2006/picture">
+                <pic:pic xmlns:pic="http://schemas.openxmlformats.org/drawingml/2006/picture">
+                  <pic:nvPicPr>
+                    <pic:cNvPr id="0" name="Picture 1"/>
+                    <pic:cNvPicPr>
+                      <a:picLocks noChangeAspect="1" noChangeArrowheads="1"/>
+                    </pic:cNvPicPr>
+                  </pic:nvPicPr>
+                  <pic:blipFill>
+                    <a:blip r:embed="rId20" cstate="print">
+                      <a:extLst>
+                        <a:ext uri="{28A0092B-C50C-407E-A947-70E740481C1C}">
+                          <a14:useLocalDpi xmlns:a14="http://schemas.microsoft.com/office/drawing/2010/main" val="0"/>
+                        </a:ext>
+                      </a:extLst>
+                    </a:blip>
+                    <a:srcRect/>
+                    <a:stretch>
+                      <a:fillRect/>
+                    </a:stretch>
+                  </pic:blipFill>
+                  <pic:spPr bwMode="auto">
+                    <a:xfrm>
+                      <a:off x="0" y="0"/>
+                      <a:ext cx="5874816" cy="2971171"/>
+                    </a:xfrm>
+                    <a:prstGeom prst="rect">
+                      <a:avLst/>
+                    </a:prstGeom>
+                    <a:noFill/>
+                    <a:ln>
+                      <a:noFill/>
+                    </a:ln>
+                  </pic:spPr>
+                </pic:pic>
+              </a:graphicData>
+            </a:graphic>
+          </wp:inline>
+        </w:drawing>
+      </w:r>
     </w:p>
     <w:p>
       <w:pPr>
@@ -2280,8 +2554,85 @@
         </w:tabs>
       </w:pPr>
     </w:p>
+    <w:p>
+      <w:pPr>
+        <w:pStyle w:val="ListParagraph"/>
+        <w:tabs>
+          <w:tab w:val="left" w:pos="2790"/>
+        </w:tabs>
+      </w:pPr>
+      <w:r>
+        <w:t>Profile Screen Screenshot</w:t>
+      </w:r>
+    </w:p>
+    <w:p>
+      <w:pPr>
+        <w:pStyle w:val="ListParagraph"/>
+        <w:tabs>
+          <w:tab w:val="left" w:pos="2790"/>
+        </w:tabs>
+      </w:pPr>
+      <w:r>
+        <w:drawing>
+          <wp:inline distT="0" distB="0" distL="0" distR="0" wp14:anchorId="0FD67925" wp14:editId="34671EC0">
+            <wp:extent cx="3578677" cy="4655890"/>
+            <wp:effectExtent l="0" t="0" r="3175" b="0"/>
+            <wp:docPr id="382458479" name="Picture 3"/>
+            <wp:cNvGraphicFramePr>
+              <a:graphicFrameLocks xmlns:a="http://schemas.openxmlformats.org/drawingml/2006/main" noChangeAspect="1"/>
+            </wp:cNvGraphicFramePr>
+            <a:graphic xmlns:a="http://schemas.openxmlformats.org/drawingml/2006/main">
+              <a:graphicData uri="http://schemas.openxmlformats.org/drawingml/2006/picture">
+                <pic:pic xmlns:pic="http://schemas.openxmlformats.org/drawingml/2006/picture">
+                  <pic:nvPicPr>
+                    <pic:cNvPr id="0" name="Picture 7"/>
+                    <pic:cNvPicPr>
+                      <a:picLocks noChangeAspect="1" noChangeArrowheads="1"/>
+                    </pic:cNvPicPr>
+                  </pic:nvPicPr>
+                  <pic:blipFill>
+                    <a:blip r:embed="rId21">
+                      <a:extLst>
+                        <a:ext uri="{28A0092B-C50C-407E-A947-70E740481C1C}">
+                          <a14:useLocalDpi xmlns:a14="http://schemas.microsoft.com/office/drawing/2010/main" val="0"/>
+                        </a:ext>
+                      </a:extLst>
+                    </a:blip>
+                    <a:srcRect/>
+                    <a:stretch>
+                      <a:fillRect/>
+                    </a:stretch>
+                  </pic:blipFill>
+                  <pic:spPr bwMode="auto">
+                    <a:xfrm>
+                      <a:off x="0" y="0"/>
+                      <a:ext cx="3629124" cy="4721522"/>
+                    </a:xfrm>
+                    <a:prstGeom prst="rect">
+                      <a:avLst/>
+                    </a:prstGeom>
+                    <a:noFill/>
+                    <a:ln>
+                      <a:noFill/>
+                    </a:ln>
+                  </pic:spPr>
+                </pic:pic>
+              </a:graphicData>
+            </a:graphic>
+          </wp:inline>
+        </w:drawing>
+      </w:r>
+    </w:p>
+    <w:p>
+      <w:pPr>
+        <w:pStyle w:val="ListParagraph"/>
+        <w:tabs>
+          <w:tab w:val="left" w:pos="2790"/>
+        </w:tabs>
+      </w:pPr>
+    </w:p>
     <w:sectPr>
-      <w:footerReference w:type="default" r:id="rId20"/>
+      <w:footerReference w:type="default" r:id="rId22"/>
       <w:pgSz w:w="12240" w:h="15840"/>
       <w:pgMar w:top="1440" w:right="1440" w:bottom="1440" w:left="1440" w:header="720" w:footer="720" w:gutter="0"/>
       <w:cols w:space="720"/>
@@ -4117,6 +4468,7 @@
   <w:style w:type="paragraph" w:default="1" w:styleId="Normal">
     <w:name w:val="Normal"/>
     <w:qFormat/>
+    <w:rsid w:val="00337D2B"/>
   </w:style>
   <w:style w:type="paragraph" w:styleId="Heading1">
     <w:name w:val="heading 1"/>
